--- a/Science Books/Physics/Volume overview/03 - Forces - Why Things Don't Just Keep Doing What They're Doing.docx
+++ b/Science Books/Physics/Volume overview/03 - Forces - Why Things Don't Just Keep Doing What They're Doing.docx
@@ -609,7 +609,7 @@
         <w:rPr>
           <w:i/>
         </w:rPr>
-        <w:t xml:space="preserve">Science for Everyone</w:t>
+        <w:t xml:space="preserve">Physics, Actually</w:t>
       </w:r>
       <w:r>
         <w:t xml:space="preserve">.</w:t>
